--- a/docs/Laporan_SiPrioritas_Bansos.docx
+++ b/docs/Laporan_SiPrioritas_Bansos.docx
@@ -3066,7 +3066,7 @@
       </w:r>
     </w:p>
     <w:bookmarkEnd w:id="31"/>
-    <w:bookmarkStart w:id="32" w:name="deployment-infinityfree"/>
+    <w:bookmarkStart w:id="33" w:name="deployment-infinityfree"/>
     <w:p>
       <w:pPr>
         <w:pStyle w:val="Heading1"/>
@@ -3260,6 +3260,29 @@
         <w:pStyle w:val="FirstParagraph"/>
       </w:pPr>
       <w:r>
+        <w:rPr>
+          <w:bCs/>
+          <w:b/>
+        </w:rPr>
+        <w:t xml:space="preserve">Aplikasi live:</w:t>
+      </w:r>
+      <w:r>
+        <w:t xml:space="preserve"> </w:t>
+      </w:r>
+      <w:hyperlink r:id="rId32">
+        <w:r>
+          <w:rPr>
+            <w:rStyle w:val="Hyperlink"/>
+          </w:rPr>
+          <w:t xml:space="preserve">https://bantuansosiallokal.great-site.net</w:t>
+        </w:r>
+      </w:hyperlink>
+    </w:p>
+    <w:p>
+      <w:pPr>
+        <w:pStyle w:val="BodyText"/>
+      </w:pPr>
+      <w:r>
         <w:t xml:space="preserve">Akun default (password</w:t>
       </w:r>
       <w:r>
@@ -3332,8 +3355,8 @@
         <w:t xml:space="preserve">(kelurahan Keputih, sudah disetujui).</w:t>
       </w:r>
     </w:p>
-    <w:bookmarkEnd w:id="32"/>
-    <w:bookmarkStart w:id="33" w:name="catatan"/>
+    <w:bookmarkEnd w:id="33"/>
+    <w:bookmarkStart w:id="34" w:name="catatan"/>
     <w:p>
       <w:pPr>
         <w:pStyle w:val="Heading1"/>
@@ -3390,7 +3413,7 @@
         <w:t xml:space="preserve">sebagai acuan logika.</w:t>
       </w:r>
     </w:p>
-    <w:bookmarkEnd w:id="33"/>
+    <w:bookmarkEnd w:id="34"/>
     <w:sectPr/>
   </w:body>
 </w:document>
